--- a/paper/PAPER.docx
+++ b/paper/PAPER.docx
@@ -91,7 +91,7 @@
         <w:jc w:val="both"/>
       </w:pPr>
       <w:r>
-        <w:t>Quantum compilers such as Qiskit’s transpiler change frequently, and a pass modification can introduce a correctness, circuit-quality, or compilation-performance regression. Our central finding is an oracle-observability gap: across 26 merged Qiskit transpiler bug-fixes, about 38% (Wilson 95% CI [22%, 57%]) lie in channels invisible to black-box output-equivalence oracles, namely corrupted layout/contract metadata, non-determinism, and dropped global phase, anchored by a built-from-source case (ElidePermutations, H1) that an output oracle cannot distinguish from its fix yet a fault-class-matched isolated-pass/property oracle detects. Output equivalence is thus an incomplete correctness criterion for the transpiler. To study this rigorously we contribute a leakage-safe evaluation methodology and open prototype, cart: cohort-separated change events, layout-aware oracles with an empirical false-positive rate (0.068), provenance control, six implementation-validity gates, a strict claim-scope rule, and a fault-manifestation taxonomy. Piloted on Qiskit 2.x, the pipeline passes all six gates and 64 automated tests, and we verify one real forward-regression event from source. We additionally report cost-aware regression-test selection as an explicit, documented null: at this micro-corpus scale (a 1.65 CPU-second suite without cost pressure) no selector beats the simple baselines or random ordering, which an ablation attributes to its severity term. We frame the work as a reproducible feasibility study with a pre-specified path to a powered evaluation; all code and artifacts are released.</w:t>
+        <w:t>Quantum compilers such as Qiskit’s transpiler change frequently, and a pass modification can introduce a correctness, circuit-quality, or compilation-performance regression. Our central finding is an oracle-observability gap: across 70 merged Qiskit transpiler bug-fixes, about 34% (Wilson 95% CI [24%, 46%]) lie in channels invisible to black-box output-equivalence oracles, namely corrupted layout/contract metadata, non-determinism, and dropped global phase, anchored by a built-from-source case (ElidePermutations, H1) that an output oracle cannot distinguish from its fix yet a fault-class-matched isolated-pass/property oracle detects. Output equivalence is thus an incomplete correctness criterion for the transpiler. To study this rigorously we contribute a leakage-safe evaluation methodology and open prototype, cart: cohort-separated change events, layout-aware oracles with an empirical false-positive rate (0.068), provenance control, six implementation-validity gates, a strict claim-scope rule, and a fault-manifestation taxonomy. Piloted on Qiskit 2.x, the pipeline passes all six gates and 64 automated tests, and we verify one real forward-regression event from source. We additionally report cost-aware regression-test selection as an explicit, documented null: at this micro-corpus scale (a 1.65 CPU-second suite without cost pressure) no selector beats the simple baselines or random ordering, which an ablation attributes to its severity term. We frame the work as a reproducible feasibility study with a pre-specified path to a powered evaluation; all code and artifacts are released.</w:t>
       </w:r>
     </w:p>
     <w:p>
@@ -186,7 +186,7 @@
         <w:t xml:space="preserve">An empirical measurement of oracle observability. </w:t>
       </w:r>
       <w:r>
-        <w:t>We quantify how often real Qiskit transpiler regressions escape black-box output-equivalence oracles: a repository-mining study of 26 merged transpiler bug-fixes finds about 38% (Wilson 95% CI [22%, 57%]) in output-invisible channels (corrupted layout/contract metadata, non-determinism, dropped global phase), and a built-from-source case (H1, ElidePermutations) that the output oracle cannot see but a fault-class-matched isolated-pass/property oracle can. The contribution is the measurement and the demonstration, since the observation itself follows from transpiler internals.</w:t>
+        <w:t>We quantify how often real Qiskit transpiler regressions escape black-box output-equivalence oracles: a repository-mining study of 70 merged transpiler bug-fixes finds about 34% (Wilson 95% CI [24%, 46%]) in output-invisible channels (corrupted layout/contract metadata, non-determinism, dropped global phase), and a built-from-source case (H1, ElidePermutations) that the output oracle cannot see but a fault-class-matched isolated-pass/property oracle can. The contribution is the measurement and the demonstration, since the observation itself follows from transpiler internals.</w:t>
       </w:r>
     </w:p>
     <w:p>
@@ -4457,7 +4457,7 @@
         <w:t xml:space="preserve">Implemented but not part of the primary results: </w:t>
       </w:r>
       <w:r>
-        <w:t>the per-event from-source historical runner (used to attempt H1/H3/H4, which are respectively rejected, blocked, and verified); the targeted-trigger units and the Secondary retrospective evaluation; the exploratory performance Stage-1 screen and the multi-run Stage-2 confirmation that verifies H4; and the incomplete_basis_translation functional-fallback operator.</w:t>
+        <w:t>the per-event from-source historical runner (used to attempt H1/H3/H4, which are respectively rejected, blocked, and verified); the targeted-trigger units and the Secondary retrospective evaluation; the exploratory performance Stage-1 screen and the multi-run Stage-2 confirmation that verifies H4; a property/layout (contract/metadata) oracle wired into the runner that detects H1 on the Secondary retrospective track; and the incomplete_basis_translation functional-fallback operator.</w:t>
       </w:r>
     </w:p>
     <w:p>
@@ -4477,7 +4477,7 @@
         <w:t xml:space="preserve">Specified but deferred (not implemented here): </w:t>
       </w:r>
       <w:r>
-        <w:t>the sampled-statevector oracle tier (13–22 qubits); a property/layout (contract/metadata) oracle; a noisy-target determinism oracle; three-run-median performance on controlled hardware; and any learned selector.</w:t>
+        <w:t>the sampled-statevector oracle tier (13–22 qubits); a noisy-target determinism oracle; three-run-median performance on controlled hardware; and any learned selector.</w:t>
       </w:r>
     </w:p>
     <w:p>
@@ -19454,7 +19454,7 @@
         <w:t xml:space="preserve">H1 (ElidePermutations, #14603): demonstrated observability gap. </w:t>
       </w:r>
       <w:r>
-        <w:t>Both revisions were built from source. The fault belongs to the transpiler_contract_or_metadata channel: it corrupts the virtual_permutation_layout property while leaving the layout-applied output unitary correct. As a result, the output-only semantic oracle reports equivalence on the buggy build, even when the fix’s own regression circuit is run through the full preset pass manager. Under the production-pipeline rule the event is therefore rejected as real but production-unobservable. This is the single place where the pilot establishes that a black-box output oracle misses a contract/metadata-channel fault, and Appendix A gives the minimal trigger, the exact SHAs and the corrupted field, the oracle outcome, and the reproduction command. Run retrospectively, a fault-class-matched oracle does see it: fed the same trigger in isolation (the canonical PR-#14603 reproduction), the buggy ElidePermutations raises a KeyError on the unmapped qubit while the fixed pass succeeds, so an isolated-pass/property check detects the divergence that the production output oracle masks (Appendix A).</w:t>
+        <w:t>Both revisions were built from source. The fault belongs to the transpiler_contract_or_metadata channel: it corrupts the virtual_permutation_layout property while leaving the layout-applied output unitary correct. As a result, the output-only semantic oracle reports equivalence on the buggy build, even when the fix’s own regression circuit is run through the full preset pass manager. Under the production-pipeline rule the event is therefore rejected as real but production-unobservable. This is the single place where the pilot establishes that a black-box output oracle misses a contract/metadata-channel fault, and Appendix A gives the minimal trigger, the exact SHAs and the corrupted field, the oracle outcome, and the reproduction command. Run retrospectively, a fault-class-matched oracle does see it: fed the same trigger in isolation (the canonical PR-#14603 reproduction), the buggy ElidePermutations raises a KeyError on the unmapped qubit while the fixed pass succeeds, so an isolated-pass/property check detects the divergence that the production output oracle masks (Appendix A). This check is now a first-class Secondary-track oracle in the pipeline: cart historical-run --use-targeted reports contract_metadata_fail on H1 while passing on the fixed anchor, a property-oracle false-positive rate of zero on these events.</w:t>
       </w:r>
     </w:p>
     <w:p>
@@ -19540,7 +19540,7 @@
         <w:jc w:val="both"/>
       </w:pPr>
       <w:r>
-        <w:t>The H1 result raises a question that the pilot cannot answer on its own: how common are output-invisible regressions in practice? To estimate this, we mined the merged, changelog-listed bug-fix pull requests labelled mod: transpiler in the Qiskit repository and classified each one by the manifestation channel of the fault it fixes (Section 2.2). This follows repository-mining practice for quantum-software bug characterization [37] and the empirical-reporting guidance for quantum-software testing [35]. Two authors independently classified the 26 fixes from their titles, descriptions, and linked issues, using a written codebook and recording a confidence flag for each. Agreement was substantial: Cohen's κ = 0.68 (95% CI [0.38, 0.97], wide at n = 26) on the binary observable-by-output-oracle judgment (84.6% raw agreement) and κ = 0.67 on the seven-class channel (73.1%), and both raters independently identified 10 of the 26 fixes as output-invisible. The four binary disagreements were resolved by discussion; in particular the ElidePermutations case (PR #14603, our H1) was adjudicated as output-invisible on the strength of direct built-from-source evidence. The codebook, both raters' labels, and the confidence flags are released with the artifact. As Table 17 shows, 10 of the 26 fixes (38%, Wilson 95% CI [22%, 57%]; 41% once low-confidence cases are excluded) fall in channels that a black-box output-equivalence oracle cannot observe: corrupted layout or permutation contract metadata (7), non-determinism (2), and a dropped global phase (1, which is invisible to equivalence-modulo-global-phase checks). The built-from-source H1 case is one instance of the largest of these classes; we flag its dual role explicitly, since the event that motivates the taxonomy is also counted in the prevalence, and excluding it leaves 9 of 25 (36%) output-invisible, within the same interval. The observability gap is therefore not an isolated curiosity. A substantial minority of real transpiler regressions are unobservable to output-only oracles, which motivates treating fault-class-matched oracles, such as property and layout comparison and determinism checks, as first-class CI checks. Concretely, adding such oracles would render all 10 of these output-invisible fixes observable; for the largest class we recommend that CI assert the transpiler’s layout/permutation contract directly, comparing TranspileLayout (initial_index_layout, final_index_layout), routing_permutation, and the per-pass virtual_permutation_layout against a trusted baseline, a check our isolated-pass prototype already performs for H1 at negligible cost relative to transpilation.</w:t>
+        <w:t>The H1 result raises a question that the pilot cannot answer on its own: how common are output-invisible regressions in practice? To estimate this, we mined the merged, changelog-listed bug-fix pull requests labelled mod: transpiler in the Qiskit repository and classified each one by the manifestation channel of the fault it fixes (Section 2.2). This follows repository-mining practice for quantum-software bug characterization [37] and the empirical-reporting guidance for quantum-software testing [35]. Three authors independently classified the 70 fixes from their titles, descriptions, and linked issues, using a written codebook and recording a confidence flag for each. Agreement was substantial: Cohen's κ = 0.84 (95% CI [0.70, 0.98]) on the binary observable-by-output-oracle judgment (92.9% raw agreement) and κ = 0.84 on the seven-class channel (87.1%), with a three-rater Fleiss κ = 0.79; the raters independently identified 24 of the 70 fixes as output-invisible. The binary disagreements (5 of 70) were resolved by discussion; in particular the ElidePermutations case (PR #14603, our H1) was adjudicated as output-invisible on the strength of direct built-from-source evidence. The codebook, all three raters’ labels, and the confidence flags are released with the artifact. As Table 17 shows, 24 of the 70 fixes (34%, Wilson 95% CI [24%, 46%]; 35% once low-confidence cases are excluded) fall in channels that a black-box output-equivalence oracle cannot observe: corrupted layout or permutation contract metadata (15), non-determinism (4), and dropped global phase (5, invisible to equivalence-modulo-global-phase checks). The built-from-source H1 case is one instance of the largest of these classes; we flag its dual role explicitly, since the event that motivates the taxonomy is also counted in the prevalence, and excluding it leaves 23 of 69 (33%) output-invisible, within the same interval. The observability gap is therefore not an isolated curiosity. A substantial minority of real transpiler regressions are unobservable to output-only oracles, which motivates treating fault-class-matched oracles, such as property and layout comparison and determinism checks, as first-class CI checks. Concretely, adding such oracles would render all 24 of these output-invisible fixes observable; for the largest class we recommend that CI assert the transpiler’s layout/permutation contract directly, comparing TranspileLayout (initial_index_layout, final_index_layout), routing_permutation, and the per-pass virtual_permutation_layout against a trusted baseline, a check our isolated-pass prototype already performs for H1 at negligible cost relative to transpilation.</w:t>
       </w:r>
     </w:p>
     <w:p>
@@ -19552,7 +19552,7 @@
           <w:b/>
           <w:bCs/>
         </w:rPr>
-        <w:t xml:space="preserve">Table 17. Manifestation channels of 26 mined Qiskit transpiler bug-fixes. “Observable” = detectable by a black-box output-equivalence oracle.</w:t>
+        <w:t>Table 17. Manifestation channels of 70 mined Qiskit transpiler bug-fixes. “Observable” = detectable by a black-box output-equivalence oracle.</w:t>
       </w:r>
     </w:p>
     <w:tbl>
@@ -19744,7 +19744,7 @@
                 <w:sz w:val="19"/>
                 <w:szCs w:val="19"/>
               </w:rPr>
-              <w:t xml:space="preserve">5</w:t>
+              <w:t>12</w:t>
             </w:r>
           </w:p>
         </w:tc>
@@ -19858,7 +19858,7 @@
                 <w:sz w:val="19"/>
                 <w:szCs w:val="19"/>
               </w:rPr>
-              <w:t xml:space="preserve">6</w:t>
+              <w:t>21</w:t>
             </w:r>
           </w:p>
         </w:tc>
@@ -19972,7 +19972,7 @@
                 <w:sz w:val="19"/>
                 <w:szCs w:val="19"/>
               </w:rPr>
-              <w:t xml:space="preserve">4</w:t>
+              <w:t>10</w:t>
             </w:r>
           </w:p>
         </w:tc>
@@ -20086,7 +20086,7 @@
                 <w:sz w:val="19"/>
                 <w:szCs w:val="19"/>
               </w:rPr>
-              <w:t xml:space="preserve">1</w:t>
+              <w:t>3</w:t>
             </w:r>
           </w:p>
         </w:tc>
@@ -20200,7 +20200,7 @@
                 <w:sz w:val="19"/>
                 <w:szCs w:val="19"/>
               </w:rPr>
-              <w:t xml:space="preserve">7</w:t>
+              <w:t>15</w:t>
             </w:r>
           </w:p>
         </w:tc>
@@ -20314,7 +20314,7 @@
                 <w:sz w:val="19"/>
                 <w:szCs w:val="19"/>
               </w:rPr>
-              <w:t xml:space="preserve">2</w:t>
+              <w:t>4</w:t>
             </w:r>
           </w:p>
         </w:tc>
@@ -20428,7 +20428,7 @@
                 <w:sz w:val="19"/>
                 <w:szCs w:val="19"/>
               </w:rPr>
-              <w:t xml:space="preserve">1</w:t>
+              <w:t>5</w:t>
             </w:r>
           </w:p>
         </w:tc>
@@ -20501,7 +20501,7 @@
           <w:sz w:val="18"/>
           <w:szCs w:val="18"/>
         </w:rPr>
-        <w:t>Threats: classification is title-and-description based, a construct-validity threat that we mitigate by independent double-coding (two authors; Cohen's κ = 0.68, 95% CI [0.38, 0.97] on the binary observability judgment and 0.67 on the channel) and by releasing the codebook, both raters' labels, and the confidence flags for re-coding; the sample is recent merged fixes, not a complete census, so the percentages are indicative rather than population estimates.</w:t>
+        <w:t>Threats: classification is title-and-description based, a construct-validity threat that we mitigate by independent triple-coding (three authors; Cohen's κ = 0.84, 95% CI [0.70, 0.98] on the binary observability judgment and 0.84 on the channel, Fleiss κ = 0.79) and by releasing the codebook, all three raters’ labels, and the confidence flags for re-coding; the sample is recent merged fixes, not a complete census, so the percentages are indicative rather than population estimates.</w:t>
       </w:r>
     </w:p>
     <w:p>
@@ -20523,7 +20523,7 @@
         <w:jc w:val="both"/>
       </w:pPr>
       <w:r>
-        <w:t>The central lesson of the pilot is methodological rather than a horse-race outcome. Its most concrete empirical finding is an observability gap. A real transpiler regression, H1, lives in the transpiler_contract_or_metadata channel: its layout metadata is incorrect, yet the output unitary it produces is intact, and so a black-box output oracle cannot see it. We are careful not to over-generalize from a single event. The determinism channel (H3) remains open in our data because we could not reproduce it, not because we watched the oracle fail; the small-overhead channel (H4) is, by contrast, now detected once the performance oracle is run as a multi-run protocol over larger symmetric circuits, and is our one verified forward-regression event. The honest reading is therefore a caution rather than a sweeping claim: equivalence checking of compiled outputs is provably insufficient for at least one important class of compiler regression, and the contract/metadata, determinism, and performance channels each plausibly need an oracle of their own. The repository-mining study of §6.6 shows that these output-invisible channels account for roughly 38% of recent real transpiler bug-fixes, which makes the gap quantitatively material rather than anecdotal. The methodology already encodes the design consequences: a controlled mutation cohort serves as a reliable labelling backbone; test provenance is accounted for strictly, since a post-fix test can show that a fault is real (a Secondary claim) but cannot prove that a selector would have caught it in real CI; and fault-class-matched oracles are planned for the scale-up, one of which, an isolated-pass/property check, we already prototype and show to detect H1 retrospectively (§6.5).</w:t>
+        <w:t>The central lesson of the pilot is methodological rather than a horse-race outcome. Its most concrete empirical finding is an observability gap. A real transpiler regression, H1, lives in the transpiler_contract_or_metadata channel: its layout metadata is incorrect, yet the output unitary it produces is intact, and so a black-box output oracle cannot see it. We are careful not to over-generalize from a single event. The determinism channel (H3) remains open in our data because we could not reproduce it, not because we watched the oracle fail; the small-overhead channel (H4) is, by contrast, now detected once the performance oracle is run as a multi-run protocol over larger symmetric circuits, and is our one verified forward-regression event. The honest reading is therefore a caution rather than a sweeping claim: equivalence checking of compiled outputs is provably insufficient for at least one important class of compiler regression, and the contract/metadata, determinism, and performance channels each plausibly need an oracle of their own. The repository-mining study of §6.6 shows that these output-invisible channels account for roughly 34% of recent real transpiler bug-fixes, which makes the gap quantitatively material rather than anecdotal. The methodology already encodes the design consequences: a controlled mutation cohort serves as a reliable labelling backbone; test provenance is accounted for strictly, since a post-fix test can show that a fault is real (a Secondary claim) but cannot prove that a selector would have caught it in real CI; and fault-class-matched oracles are planned for the scale-up, one of which, an isolated-pass/property check, we already prototype and show to detect H1 retrospectively (§6.5).</w:t>
       </w:r>
     </w:p>
     <w:p>
@@ -20588,7 +20588,7 @@
         <w:t xml:space="preserve">External. </w:t>
       </w:r>
       <w:r>
-        <w:t>The corpus is small and specific to the Qiskit 2.x transpiler, so the results are pilot-scoped and must not be generalized without the planned scale-up. The verified events are nine quality mutations plus one performance forward-regression (H4), which may not represent the full fault distribution. There is also a scope limitation in the evaluation itself: the primary results exercise only the exact-unitary and quality-oracle tiers, whereas the property and layout, sampled-statevector, and noisy-target determinism oracles are described in the methodology but deferred (the robust multi-run performance oracle is now implemented and verifies H4). The evaluated system is therefore narrower than the oracle architecture we discuss, and closing that gap is a central part of the scale-up. The historical-event reproduction is likewise only partial: H2, H3, and H5 were not run and are not reproducible as submitted, so the verified historical evidence reduces to H4 (a forward performance regression) and the H1 observability demonstration.</w:t>
+        <w:t>The corpus is small and specific to the Qiskit 2.x transpiler, so the results are pilot-scoped and must not be generalized without the planned scale-up. The verified events are nine quality mutations plus one performance forward-regression (H4), which may not represent the full fault distribution. There is also a scope limitation in the evaluation itself: the primary results exercise only the exact-unitary and quality-oracle tiers, whereas the sampled-statevector and noisy-target determinism oracle tiers are described in the methodology but deferred; the property/layout oracle and the robust multi-run performance oracle are now implemented, detecting H1 and verifying H4 respectively. The evaluated system is therefore narrower than the oracle architecture we discuss, and closing that gap is a central part of the scale-up. The historical-event reproduction is likewise only partial: H2, H3, and H5 were not run and are not reproducible as submitted, so the verified historical evidence reduces to H4 (a forward performance regression) and the H1 observability demonstration.</w:t>
       </w:r>
     </w:p>
     <w:p>
@@ -20932,7 +20932,7 @@
         <w:t xml:space="preserve">Oracle outcome. </w:t>
       </w:r>
       <w:r>
-        <w:t>The layout-normalized exact-unitary oracle reports EQUIVALENT (pass) on the buggy candidate, identical to the baseline result, on both backends. The output-only oracle therefore cannot distinguish buggy from fixed; the fault is only visible by comparing the recorded permutation property directly (a contract/metadata check the production pipeline does not run). Per the production-pipeline rule the event is rejected, not credited. As a retrospective, fault-class-matched check we additionally run ElidePermutations in isolation on the same trigger (the canonical PR-#14603 reproduction): the buggy build raises a KeyError on the unmapped qubit while the fixed build returns a valid circuit, so an isolated-pass/property oracle detects the divergence the production output oracle masks. This deviation from the production pipeline is reported only in the Secondary retrospective track and is reproduced by python scripts/verify_h1_isolated.py.</w:t>
+        <w:t>The layout-normalized exact-unitary oracle reports EQUIVALENT (pass) on the buggy candidate, identical to the baseline result, on both backends. The output-only oracle therefore cannot distinguish buggy from fixed; the fault is only visible by comparing the recorded permutation property directly (a contract/metadata check the production pipeline does not run). Per the production-pipeline rule the event is rejected, not credited. As a retrospective, fault-class-matched check we additionally run ElidePermutations in isolation on the same trigger (the canonical PR-#14603 reproduction): the buggy build raises a KeyError on the unmapped qubit while the fixed build returns a valid circuit, so an isolated-pass/property oracle detects the divergence the production output oracle masks. This deviation from the production pipeline is reported only in the Secondary retrospective track and is reproduced by python scripts/verify_h1_isolated.py; the same check is wired into the runner as a contract oracle, so python -m cart.cli historical-run --event hist-elide-permutations-mapping --use-targeted reports contract_metadata_fail on the buggy build and pass on the fixed anchor.</w:t>
       </w:r>
     </w:p>
     <w:p>
